--- a/MATHAVAN M.docx
+++ b/MATHAVAN M.docx
@@ -1,6 +1,6 @@
 
 <file path=word/document.xml><?xml version="1.0" encoding="utf-8"?>
-<w:document xmlns:wpc="http://schemas.microsoft.com/office/word/2010/wordprocessingCanvas" xmlns:mc="http://schemas.openxmlformats.org/markup-compatibility/2006" xmlns:o="urn:schemas-microsoft-com:office:office" xmlns:r="http://schemas.openxmlformats.org/officeDocument/2006/relationships" xmlns:m="http://schemas.openxmlformats.org/officeDocument/2006/math" xmlns:v="urn:schemas-microsoft-com:vml" xmlns:wp14="http://schemas.microsoft.com/office/word/2010/wordprocessingDrawing" xmlns:wp="http://schemas.openxmlformats.org/drawingml/2006/wordprocessingDrawing" xmlns:w10="urn:schemas-microsoft-com:office:word" xmlns:w="http://schemas.openxmlformats.org/wordprocessingml/2006/main" xmlns:w14="http://schemas.microsoft.com/office/word/2010/wordml" xmlns:w15="http://schemas.microsoft.com/office/word/2012/wordml" xmlns:wpg="http://schemas.microsoft.com/office/word/2010/wordprocessingGroup" xmlns:wpi="http://schemas.microsoft.com/office/word/2010/wordprocessingInk" xmlns:wne="http://schemas.microsoft.com/office/word/2006/wordml" xmlns:wps="http://schemas.microsoft.com/office/word/2010/wordprocessingShape" mc:Ignorable="w14 w15 wp14">
+<w:document xmlns:wpc="http://schemas.microsoft.com/office/word/2010/wordprocessingCanvas" xmlns:cx="http://schemas.microsoft.com/office/drawing/2014/chartex" xmlns:cx1="http://schemas.microsoft.com/office/drawing/2015/9/8/chartex" xmlns:cx2="http://schemas.microsoft.com/office/drawing/2015/10/21/chartex" xmlns:cx3="http://schemas.microsoft.com/office/drawing/2016/5/9/chartex" xmlns:cx4="http://schemas.microsoft.com/office/drawing/2016/5/10/chartex" xmlns:cx5="http://schemas.microsoft.com/office/drawing/2016/5/11/chartex" xmlns:cx6="http://schemas.microsoft.com/office/drawing/2016/5/12/chartex" xmlns:cx7="http://schemas.microsoft.com/office/drawing/2016/5/13/chartex" xmlns:cx8="http://schemas.microsoft.com/office/drawing/2016/5/14/chartex" xmlns:mc="http://schemas.openxmlformats.org/markup-compatibility/2006" xmlns:aink="http://schemas.microsoft.com/office/drawing/2016/ink" xmlns:am3d="http://schemas.microsoft.com/office/drawing/2017/model3d" xmlns:o="urn:schemas-microsoft-com:office:office" xmlns:oel="http://schemas.microsoft.com/office/2019/extlst" xmlns:r="http://schemas.openxmlformats.org/officeDocument/2006/relationships" xmlns:m="http://schemas.openxmlformats.org/officeDocument/2006/math" xmlns:v="urn:schemas-microsoft-com:vml" xmlns:wp14="http://schemas.microsoft.com/office/word/2010/wordprocessingDrawing" xmlns:wp="http://schemas.openxmlformats.org/drawingml/2006/wordprocessingDrawing" xmlns:w10="urn:schemas-microsoft-com:office:word" xmlns:w="http://schemas.openxmlformats.org/wordprocessingml/2006/main" xmlns:w14="http://schemas.microsoft.com/office/word/2010/wordml" xmlns:w15="http://schemas.microsoft.com/office/word/2012/wordml" xmlns:w16cex="http://schemas.microsoft.com/office/word/2018/wordml/cex" xmlns:w16cid="http://schemas.microsoft.com/office/word/2016/wordml/cid" xmlns:w16="http://schemas.microsoft.com/office/word/2018/wordml" xmlns:w16du="http://schemas.microsoft.com/office/word/2023/wordml/word16du" xmlns:w16sdtdh="http://schemas.microsoft.com/office/word/2020/wordml/sdtdatahash" xmlns:w16sdtfl="http://schemas.microsoft.com/office/word/2024/wordml/sdtformatlock" xmlns:w16se="http://schemas.microsoft.com/office/word/2015/wordml/symex" xmlns:wpg="http://schemas.microsoft.com/office/word/2010/wordprocessingGroup" xmlns:wpi="http://schemas.microsoft.com/office/word/2010/wordprocessingInk" xmlns:wne="http://schemas.microsoft.com/office/word/2006/wordml" xmlns:wps="http://schemas.microsoft.com/office/word/2010/wordprocessingShape" mc:Ignorable="w14 w15 w16se w16cid w16 w16cex w16sdtdh w16sdtfl w16du wp14">
   <w:body>
     <w:p>
       <w:r>
@@ -26,23 +26,30 @@
       </w:hyperlink>
     </w:p>
     <w:p>
+      <w:r>
+        <w:t>GitHub:</w:t>
+      </w:r>
+      <w:r>
+        <w:t xml:space="preserve"> </w:t>
+      </w:r>
+      <w:r>
+        <w:t>https://github.com/mathavan55</w:t>
+      </w:r>
+    </w:p>
+    <w:p>
       <w:proofErr w:type="spellStart"/>
       <w:r>
-        <w:t>GitHub</w:t>
+        <w:t>Linkedin</w:t>
       </w:r>
       <w:proofErr w:type="spellEnd"/>
       <w:r>
         <w:t>:</w:t>
       </w:r>
-    </w:p>
-    <w:p>
-      <w:proofErr w:type="spellStart"/>
-      <w:r>
-        <w:t>Linkedin</w:t>
-      </w:r>
-      <w:proofErr w:type="spellEnd"/>
-      <w:r>
-        <w:t>:</w:t>
+      <w:r>
+        <w:t xml:space="preserve"> </w:t>
+      </w:r>
+      <w:r>
+        <w:t>https://www.linkedin.com/in/mathavan-m</w:t>
       </w:r>
     </w:p>
     <w:p>
@@ -231,26 +238,24 @@
           <w:sz w:val="24"/>
           <w:szCs w:val="24"/>
         </w:rPr>
-        <w:t xml:space="preserve"> [</w:t>
-      </w:r>
-      <w:proofErr w:type="spellStart"/>
-      <w:r>
-        <w:rPr>
-          <w:rFonts w:ascii="Times New Roman" w:eastAsia="Times New Roman" w:hAnsi="Times New Roman" w:cs="Times New Roman"/>
-          <w:sz w:val="24"/>
-          <w:szCs w:val="24"/>
-        </w:rPr>
-        <w:t>A</w:t>
-      </w:r>
-      <w:r>
-        <w:rPr>
-          <w:rFonts w:ascii="Times New Roman" w:eastAsia="Times New Roman" w:hAnsi="Times New Roman" w:cs="Times New Roman"/>
-          <w:sz w:val="24"/>
-          <w:szCs w:val="24"/>
-        </w:rPr>
-        <w:t>yira</w:t>
-      </w:r>
-      <w:proofErr w:type="spellEnd"/>
+        <w:t xml:space="preserve"> [A</w:t>
+      </w:r>
+      <w:r>
+        <w:rPr>
+          <w:rFonts w:ascii="Times New Roman" w:eastAsia="Times New Roman" w:hAnsi="Times New Roman" w:cs="Times New Roman"/>
+          <w:sz w:val="24"/>
+          <w:szCs w:val="24"/>
+        </w:rPr>
+        <w:t>yira Vaishiya Higher Secondary S</w:t>
+      </w:r>
+      <w:r>
+        <w:rPr>
+          <w:rFonts w:ascii="Times New Roman" w:eastAsia="Times New Roman" w:hAnsi="Times New Roman" w:cs="Times New Roman"/>
+          <w:sz w:val="24"/>
+          <w:szCs w:val="24"/>
+        </w:rPr>
+        <w:t>chool], Madurai</w:t>
+      </w:r>
       <w:r>
         <w:rPr>
           <w:rFonts w:ascii="Times New Roman" w:eastAsia="Times New Roman" w:hAnsi="Times New Roman" w:cs="Times New Roman"/>
@@ -259,40 +264,6 @@
         </w:rPr>
         <w:t xml:space="preserve"> </w:t>
       </w:r>
-      <w:proofErr w:type="spellStart"/>
-      <w:r>
-        <w:rPr>
-          <w:rFonts w:ascii="Times New Roman" w:eastAsia="Times New Roman" w:hAnsi="Times New Roman" w:cs="Times New Roman"/>
-          <w:sz w:val="24"/>
-          <w:szCs w:val="24"/>
-        </w:rPr>
-        <w:t>Vaishiya</w:t>
-      </w:r>
-      <w:proofErr w:type="spellEnd"/>
-      <w:r>
-        <w:rPr>
-          <w:rFonts w:ascii="Times New Roman" w:eastAsia="Times New Roman" w:hAnsi="Times New Roman" w:cs="Times New Roman"/>
-          <w:sz w:val="24"/>
-          <w:szCs w:val="24"/>
-        </w:rPr>
-        <w:t xml:space="preserve"> Higher Secondary S</w:t>
-      </w:r>
-      <w:r>
-        <w:rPr>
-          <w:rFonts w:ascii="Times New Roman" w:eastAsia="Times New Roman" w:hAnsi="Times New Roman" w:cs="Times New Roman"/>
-          <w:sz w:val="24"/>
-          <w:szCs w:val="24"/>
-        </w:rPr>
-        <w:t>chool], Madurai</w:t>
-      </w:r>
-      <w:r>
-        <w:rPr>
-          <w:rFonts w:ascii="Times New Roman" w:eastAsia="Times New Roman" w:hAnsi="Times New Roman" w:cs="Times New Roman"/>
-          <w:sz w:val="24"/>
-          <w:szCs w:val="24"/>
-        </w:rPr>
-        <w:t xml:space="preserve"> </w:t>
-      </w:r>
     </w:p>
     <w:p>
       <w:pPr>
@@ -345,43 +316,7 @@
           <w:sz w:val="24"/>
           <w:szCs w:val="24"/>
         </w:rPr>
-        <w:t xml:space="preserve"> [</w:t>
-      </w:r>
-      <w:proofErr w:type="spellStart"/>
-      <w:r>
-        <w:rPr>
-          <w:rFonts w:ascii="Times New Roman" w:eastAsia="Times New Roman" w:hAnsi="Times New Roman" w:cs="Times New Roman"/>
-          <w:sz w:val="24"/>
-          <w:szCs w:val="24"/>
-        </w:rPr>
-        <w:t>Ayira</w:t>
-      </w:r>
-      <w:proofErr w:type="spellEnd"/>
-      <w:r>
-        <w:rPr>
-          <w:rFonts w:ascii="Times New Roman" w:eastAsia="Times New Roman" w:hAnsi="Times New Roman" w:cs="Times New Roman"/>
-          <w:sz w:val="24"/>
-          <w:szCs w:val="24"/>
-        </w:rPr>
-        <w:t xml:space="preserve"> </w:t>
-      </w:r>
-      <w:proofErr w:type="spellStart"/>
-      <w:r>
-        <w:rPr>
-          <w:rFonts w:ascii="Times New Roman" w:eastAsia="Times New Roman" w:hAnsi="Times New Roman" w:cs="Times New Roman"/>
-          <w:sz w:val="24"/>
-          <w:szCs w:val="24"/>
-        </w:rPr>
-        <w:t>Vaishiya</w:t>
-      </w:r>
-      <w:proofErr w:type="spellEnd"/>
-      <w:r>
-        <w:rPr>
-          <w:rFonts w:ascii="Times New Roman" w:eastAsia="Times New Roman" w:hAnsi="Times New Roman" w:cs="Times New Roman"/>
-          <w:sz w:val="24"/>
-          <w:szCs w:val="24"/>
-        </w:rPr>
-        <w:t xml:space="preserve"> </w:t>
+        <w:t xml:space="preserve"> [Ayira Vaishiya </w:t>
       </w:r>
       <w:r>
         <w:rPr>
@@ -632,25 +567,7 @@
           <w:sz w:val="24"/>
           <w:szCs w:val="24"/>
         </w:rPr>
-        <w:t xml:space="preserve"> </w:t>
-      </w:r>
-      <w:proofErr w:type="spellStart"/>
-      <w:r>
-        <w:rPr>
-          <w:rFonts w:ascii="Times New Roman" w:eastAsia="Times New Roman" w:hAnsi="Times New Roman" w:cs="Times New Roman"/>
-          <w:sz w:val="24"/>
-          <w:szCs w:val="24"/>
-        </w:rPr>
-        <w:t>GitHub</w:t>
-      </w:r>
-      <w:proofErr w:type="spellEnd"/>
-      <w:r>
-        <w:rPr>
-          <w:rFonts w:ascii="Times New Roman" w:eastAsia="Times New Roman" w:hAnsi="Times New Roman" w:cs="Times New Roman"/>
-          <w:sz w:val="24"/>
-          <w:szCs w:val="24"/>
-        </w:rPr>
-        <w:t>, UI/UX Design</w:t>
+        <w:t xml:space="preserve"> GitHub, UI/UX Design</w:t>
       </w:r>
     </w:p>
     <w:p>
@@ -715,29 +632,7 @@
           <w:sz w:val="24"/>
           <w:szCs w:val="24"/>
         </w:rPr>
-        <w:t xml:space="preserve"> </w:t>
-      </w:r>
-      <w:proofErr w:type="spellStart"/>
-      <w:r>
-        <w:rPr>
-          <w:rFonts w:ascii="Times New Roman" w:eastAsia="Times New Roman" w:hAnsi="Times New Roman" w:cs="Times New Roman"/>
-          <w:b/>
-          <w:bCs/>
-          <w:sz w:val="24"/>
-          <w:szCs w:val="24"/>
-        </w:rPr>
-        <w:t>Pvt</w:t>
-      </w:r>
-      <w:proofErr w:type="spellEnd"/>
-      <w:r>
-        <w:rPr>
-          <w:rFonts w:ascii="Times New Roman" w:eastAsia="Times New Roman" w:hAnsi="Times New Roman" w:cs="Times New Roman"/>
-          <w:b/>
-          <w:bCs/>
-          <w:sz w:val="24"/>
-          <w:szCs w:val="24"/>
-        </w:rPr>
-        <w:t xml:space="preserve"> Ltd</w:t>
+        <w:t xml:space="preserve"> Pvt Ltd</w:t>
       </w:r>
       <w:r>
         <w:rPr>
@@ -805,15 +700,7 @@
           <w:sz w:val="24"/>
           <w:szCs w:val="24"/>
         </w:rPr>
-        <w:t xml:space="preserve"> </w:t>
-      </w:r>
-      <w:r>
-        <w:rPr>
-          <w:rFonts w:ascii="Times New Roman" w:eastAsia="Times New Roman" w:hAnsi="Times New Roman" w:cs="Times New Roman"/>
-          <w:sz w:val="24"/>
-          <w:szCs w:val="24"/>
-        </w:rPr>
-        <w:t>(1 month)</w:t>
+        <w:t xml:space="preserve"> (1 month)</w:t>
       </w:r>
     </w:p>
     <w:p>
@@ -843,15 +730,7 @@
           <w:sz w:val="24"/>
           <w:szCs w:val="24"/>
         </w:rPr>
-        <w:t xml:space="preserve"> </w:t>
-      </w:r>
-      <w:r>
-        <w:rPr>
-          <w:rFonts w:ascii="Times New Roman" w:eastAsia="Times New Roman" w:hAnsi="Times New Roman" w:cs="Times New Roman"/>
-          <w:sz w:val="24"/>
-          <w:szCs w:val="24"/>
-        </w:rPr>
-        <w:t>(1 month)</w:t>
+        <w:t xml:space="preserve"> (1 month)</w:t>
       </w:r>
     </w:p>
     <w:p>
@@ -881,15 +760,7 @@
           <w:sz w:val="24"/>
           <w:szCs w:val="24"/>
         </w:rPr>
-        <w:t xml:space="preserve"> (24 days</w:t>
-      </w:r>
-      <w:r>
-        <w:rPr>
-          <w:rFonts w:ascii="Times New Roman" w:eastAsia="Times New Roman" w:hAnsi="Times New Roman" w:cs="Times New Roman"/>
-          <w:sz w:val="24"/>
-          <w:szCs w:val="24"/>
-        </w:rPr>
-        <w:t>)</w:t>
+        <w:t xml:space="preserve"> (24 days)</w:t>
       </w:r>
     </w:p>
     <w:p>
@@ -919,15 +790,17 @@
         <w:rPr>
           <w:i/>
           <w:iCs/>
-        </w:rPr>
-      </w:pPr>
-      <w:r>
-        <w:rPr>
-          <w:b/>
-          <w:bCs/>
           <w:sz w:val="28"/>
           <w:szCs w:val="28"/>
         </w:rPr>
+      </w:pPr>
+      <w:r>
+        <w:rPr>
+          <w:b/>
+          <w:bCs/>
+          <w:sz w:val="28"/>
+          <w:szCs w:val="28"/>
+        </w:rPr>
         <w:tab/>
       </w:r>
       <w:proofErr w:type="spellStart"/>
@@ -935,6 +808,8 @@
         <w:rPr>
           <w:b/>
           <w:bCs/>
+          <w:sz w:val="28"/>
+          <w:szCs w:val="28"/>
         </w:rPr>
         <w:t>TaskFlow</w:t>
       </w:r>
@@ -943,10 +818,16 @@
         <w:rPr>
           <w:b/>
           <w:bCs/>
+          <w:sz w:val="28"/>
+          <w:szCs w:val="28"/>
         </w:rPr>
         <w:t xml:space="preserve"> – Smart Scheduler &amp; Productivity Tracker</w:t>
       </w:r>
       <w:r>
+        <w:rPr>
+          <w:sz w:val="28"/>
+          <w:szCs w:val="28"/>
+        </w:rPr>
         <w:t xml:space="preserve"> </w:t>
       </w:r>
     </w:p>
@@ -1013,25 +894,7 @@
           <w:sz w:val="24"/>
           <w:szCs w:val="24"/>
         </w:rPr>
-        <w:t xml:space="preserve">Built a full-stack task management and productivity web application using Node.js, Express.js, MySQL, HTML, </w:t>
-      </w:r>
-      <w:proofErr w:type="gramStart"/>
-      <w:r>
-        <w:rPr>
-          <w:rFonts w:ascii="Times New Roman" w:eastAsia="Times New Roman" w:hAnsi="Times New Roman" w:cs="Times New Roman"/>
-          <w:sz w:val="24"/>
-          <w:szCs w:val="24"/>
-        </w:rPr>
-        <w:t>CSS</w:t>
-      </w:r>
-      <w:proofErr w:type="gramEnd"/>
-      <w:r>
-        <w:rPr>
-          <w:rFonts w:ascii="Times New Roman" w:eastAsia="Times New Roman" w:hAnsi="Times New Roman" w:cs="Times New Roman"/>
-          <w:sz w:val="24"/>
-          <w:szCs w:val="24"/>
-        </w:rPr>
-        <w:t xml:space="preserve"> &amp; JavaScript.</w:t>
+        <w:t>Built a full-stack task management and productivity web application using Node.js, Express.js, MySQL, HTML, CSS &amp; JavaScript.</w:t>
       </w:r>
     </w:p>
     <w:p>
@@ -1053,37 +916,85 @@
           <w:sz w:val="24"/>
           <w:szCs w:val="24"/>
         </w:rPr>
-        <w:t xml:space="preserve">Developed secure authentication, </w:t>
-      </w:r>
-      <w:proofErr w:type="spellStart"/>
-      <w:r>
-        <w:rPr>
-          <w:rFonts w:ascii="Times New Roman" w:eastAsia="Times New Roman" w:hAnsi="Times New Roman" w:cs="Times New Roman"/>
-          <w:sz w:val="24"/>
-          <w:szCs w:val="24"/>
-        </w:rPr>
-        <w:t>RESTful</w:t>
-      </w:r>
-      <w:proofErr w:type="spellEnd"/>
-      <w:r>
-        <w:rPr>
-          <w:rFonts w:ascii="Times New Roman" w:eastAsia="Times New Roman" w:hAnsi="Times New Roman" w:cs="Times New Roman"/>
-          <w:sz w:val="24"/>
-          <w:szCs w:val="24"/>
-        </w:rPr>
-        <w:t xml:space="preserve"> APIs, automated reminders, and interactive productivity dashboard.</w:t>
-      </w:r>
-    </w:p>
-    <w:p>
-      <w:pPr>
-        <w:spacing w:before="100" w:beforeAutospacing="1" w:after="100" w:afterAutospacing="1" w:line="240" w:lineRule="auto"/>
-        <w:ind w:left="720"/>
-        <w:rPr>
-          <w:rFonts w:ascii="Times New Roman" w:eastAsia="Times New Roman" w:hAnsi="Times New Roman" w:cs="Times New Roman"/>
-          <w:sz w:val="24"/>
-          <w:szCs w:val="24"/>
-        </w:rPr>
-      </w:pPr>
+        <w:t>Developed secure authentication, RESTful APIs, automated reminders, and interactive productivity dashboard.</w:t>
+      </w:r>
+    </w:p>
+    <w:p>
+      <w:pPr>
+        <w:pStyle w:val="NormalWeb"/>
+        <w:ind w:left="1080"/>
+      </w:pPr>
+      <w:r>
+        <w:rPr>
+          <w:b/>
+          <w:bCs/>
+          <w:sz w:val="28"/>
+          <w:szCs w:val="28"/>
+        </w:rPr>
+        <w:t>Retail Sales Analysis Dashboard – Power BI Project</w:t>
+      </w:r>
+      <w:r>
+        <w:rPr>
+          <w:b/>
+          <w:bCs/>
+        </w:rPr>
+        <w:br/>
+      </w:r>
+      <w:r>
+        <w:br/>
+      </w:r>
+      <w:r>
+        <w:rPr>
+          <w:b/>
+          <w:bCs/>
+        </w:rPr>
+        <w:t>Role</w:t>
+      </w:r>
+      <w:r>
+        <w:t>: Data Analyst and Dashboard Develope</w:t>
+      </w:r>
+      <w:r>
+        <w:t>r</w:t>
+      </w:r>
+      <w:r>
+        <w:br/>
+      </w:r>
+    </w:p>
+    <w:p>
+      <w:pPr>
+        <w:pStyle w:val="NormalWeb"/>
+        <w:numPr>
+          <w:ilvl w:val="0"/>
+          <w:numId w:val="7"/>
+        </w:numPr>
+      </w:pPr>
+      <w:r>
+        <w:t>Developed an interactive Power BI dashboard for analyzing retail sales trends and customer purchasing behavior.</w:t>
+      </w:r>
+    </w:p>
+    <w:p>
+      <w:pPr>
+        <w:pStyle w:val="NormalWeb"/>
+        <w:numPr>
+          <w:ilvl w:val="0"/>
+          <w:numId w:val="7"/>
+        </w:numPr>
+      </w:pPr>
+      <w:r>
+        <w:t>Created KPI cards, charts, slicers, and visualizations using DAX and Power Query for business insights.</w:t>
+      </w:r>
+    </w:p>
+    <w:p>
+      <w:pPr>
+        <w:pStyle w:val="NormalWeb"/>
+        <w:numPr>
+          <w:ilvl w:val="0"/>
+          <w:numId w:val="7"/>
+        </w:numPr>
+      </w:pPr>
+      <w:r>
+        <w:t>Analyzed product category performance, monthly sales trends, and gender-based sales distribution.</w:t>
+      </w:r>
     </w:p>
     <w:p>
       <w:pPr>
@@ -1354,16 +1265,6 @@
     </w:p>
     <w:p>
       <w:pPr>
-        <w:spacing w:before="100" w:beforeAutospacing="1" w:after="100" w:afterAutospacing="1" w:line="240" w:lineRule="auto"/>
-        <w:rPr>
-          <w:rFonts w:ascii="Times New Roman" w:eastAsia="Times New Roman" w:hAnsi="Times New Roman" w:cs="Times New Roman"/>
-          <w:sz w:val="24"/>
-          <w:szCs w:val="24"/>
-        </w:rPr>
-      </w:pPr>
-    </w:p>
-    <w:p>
-      <w:pPr>
         <w:pStyle w:val="NormalWeb"/>
         <w:rPr>
           <w:b/>
@@ -1466,14 +1367,6 @@
     </w:p>
     <w:p>
       <w:pPr>
-        <w:rPr>
-          <w:sz w:val="24"/>
-          <w:szCs w:val="24"/>
-        </w:rPr>
-      </w:pPr>
-    </w:p>
-    <w:p>
-      <w:pPr>
         <w:spacing w:before="225" w:line="435" w:lineRule="auto"/>
         <w:ind w:right="-38"/>
         <w:rPr>
@@ -1511,8 +1404,6 @@
         </w:rPr>
         <w:t>:</w:t>
       </w:r>
-      <w:bookmarkStart w:id="0" w:name="_GoBack"/>
-      <w:bookmarkEnd w:id="0"/>
       <w:proofErr w:type="gramEnd"/>
     </w:p>
     <w:p>
@@ -1598,6 +1489,7 @@
           <w:sz w:val="24"/>
           <w:szCs w:val="24"/>
         </w:rPr>
+        <w:lastRenderedPageBreak/>
         <w:t xml:space="preserve">   </w:t>
       </w:r>
       <w:proofErr w:type="gramStart"/>
@@ -1646,8 +1538,121 @@
 </file>
 
 <file path=word/numbering.xml><?xml version="1.0" encoding="utf-8"?>
-<w:numbering xmlns:wpc="http://schemas.microsoft.com/office/word/2010/wordprocessingCanvas" xmlns:mc="http://schemas.openxmlformats.org/markup-compatibility/2006" xmlns:o="urn:schemas-microsoft-com:office:office" xmlns:r="http://schemas.openxmlformats.org/officeDocument/2006/relationships" xmlns:m="http://schemas.openxmlformats.org/officeDocument/2006/math" xmlns:v="urn:schemas-microsoft-com:vml" xmlns:wp14="http://schemas.microsoft.com/office/word/2010/wordprocessingDrawing" xmlns:wp="http://schemas.openxmlformats.org/drawingml/2006/wordprocessingDrawing" xmlns:w10="urn:schemas-microsoft-com:office:word" xmlns:w="http://schemas.openxmlformats.org/wordprocessingml/2006/main" xmlns:w14="http://schemas.microsoft.com/office/word/2010/wordml" xmlns:w15="http://schemas.microsoft.com/office/word/2012/wordml" xmlns:wpg="http://schemas.microsoft.com/office/word/2010/wordprocessingGroup" xmlns:wpi="http://schemas.microsoft.com/office/word/2010/wordprocessingInk" xmlns:wne="http://schemas.microsoft.com/office/word/2006/wordml" xmlns:wps="http://schemas.microsoft.com/office/word/2010/wordprocessingShape" mc:Ignorable="w14 w15 wp14">
-  <w:abstractNum w:abstractNumId="0">
+<w:numbering xmlns:wpc="http://schemas.microsoft.com/office/word/2010/wordprocessingCanvas" xmlns:cx="http://schemas.microsoft.com/office/drawing/2014/chartex" xmlns:cx1="http://schemas.microsoft.com/office/drawing/2015/9/8/chartex" xmlns:cx2="http://schemas.microsoft.com/office/drawing/2015/10/21/chartex" xmlns:cx3="http://schemas.microsoft.com/office/drawing/2016/5/9/chartex" xmlns:cx4="http://schemas.microsoft.com/office/drawing/2016/5/10/chartex" xmlns:cx5="http://schemas.microsoft.com/office/drawing/2016/5/11/chartex" xmlns:cx6="http://schemas.microsoft.com/office/drawing/2016/5/12/chartex" xmlns:cx7="http://schemas.microsoft.com/office/drawing/2016/5/13/chartex" xmlns:cx8="http://schemas.microsoft.com/office/drawing/2016/5/14/chartex" xmlns:mc="http://schemas.openxmlformats.org/markup-compatibility/2006" xmlns:aink="http://schemas.microsoft.com/office/drawing/2016/ink" xmlns:am3d="http://schemas.microsoft.com/office/drawing/2017/model3d" xmlns:o="urn:schemas-microsoft-com:office:office" xmlns:oel="http://schemas.microsoft.com/office/2019/extlst" xmlns:r="http://schemas.openxmlformats.org/officeDocument/2006/relationships" xmlns:m="http://schemas.openxmlformats.org/officeDocument/2006/math" xmlns:v="urn:schemas-microsoft-com:vml" xmlns:wp14="http://schemas.microsoft.com/office/word/2010/wordprocessingDrawing" xmlns:wp="http://schemas.openxmlformats.org/drawingml/2006/wordprocessingDrawing" xmlns:w10="urn:schemas-microsoft-com:office:word" xmlns:w="http://schemas.openxmlformats.org/wordprocessingml/2006/main" xmlns:w14="http://schemas.microsoft.com/office/word/2010/wordml" xmlns:w15="http://schemas.microsoft.com/office/word/2012/wordml" xmlns:w16cex="http://schemas.microsoft.com/office/word/2018/wordml/cex" xmlns:w16cid="http://schemas.microsoft.com/office/word/2016/wordml/cid" xmlns:w16="http://schemas.microsoft.com/office/word/2018/wordml" xmlns:w16du="http://schemas.microsoft.com/office/word/2023/wordml/word16du" xmlns:w16sdtdh="http://schemas.microsoft.com/office/word/2020/wordml/sdtdatahash" xmlns:w16sdtfl="http://schemas.microsoft.com/office/word/2024/wordml/sdtformatlock" xmlns:w16se="http://schemas.microsoft.com/office/word/2015/wordml/symex" xmlns:wpg="http://schemas.microsoft.com/office/word/2010/wordprocessingGroup" xmlns:wpi="http://schemas.microsoft.com/office/word/2010/wordprocessingInk" xmlns:wne="http://schemas.microsoft.com/office/word/2006/wordml" xmlns:wps="http://schemas.microsoft.com/office/word/2010/wordprocessingShape" mc:Ignorable="w14 w15 w16se w16cid w16 w16cex w16sdtdh w16sdtfl w16du wp14">
+  <w:abstractNum w:abstractNumId="0" w15:restartNumberingAfterBreak="0">
+    <w:nsid w:val="033C4C4F"/>
+    <w:multiLevelType w:val="hybridMultilevel"/>
+    <w:tmpl w:val="54582BD4"/>
+    <w:lvl w:ilvl="0" w:tplc="40090001">
+      <w:start w:val="1"/>
+      <w:numFmt w:val="bullet"/>
+      <w:lvlText w:val=""/>
+      <w:lvlJc w:val="left"/>
+      <w:pPr>
+        <w:ind w:left="720" w:hanging="360"/>
+      </w:pPr>
+      <w:rPr>
+        <w:rFonts w:ascii="Symbol" w:hAnsi="Symbol" w:hint="default"/>
+      </w:rPr>
+    </w:lvl>
+    <w:lvl w:ilvl="1" w:tplc="40090003" w:tentative="1">
+      <w:start w:val="1"/>
+      <w:numFmt w:val="bullet"/>
+      <w:lvlText w:val="o"/>
+      <w:lvlJc w:val="left"/>
+      <w:pPr>
+        <w:ind w:left="1440" w:hanging="360"/>
+      </w:pPr>
+      <w:rPr>
+        <w:rFonts w:ascii="Courier New" w:hAnsi="Courier New" w:cs="Courier New" w:hint="default"/>
+      </w:rPr>
+    </w:lvl>
+    <w:lvl w:ilvl="2" w:tplc="40090005" w:tentative="1">
+      <w:start w:val="1"/>
+      <w:numFmt w:val="bullet"/>
+      <w:lvlText w:val=""/>
+      <w:lvlJc w:val="left"/>
+      <w:pPr>
+        <w:ind w:left="2160" w:hanging="360"/>
+      </w:pPr>
+      <w:rPr>
+        <w:rFonts w:ascii="Wingdings" w:hAnsi="Wingdings" w:hint="default"/>
+      </w:rPr>
+    </w:lvl>
+    <w:lvl w:ilvl="3" w:tplc="40090001" w:tentative="1">
+      <w:start w:val="1"/>
+      <w:numFmt w:val="bullet"/>
+      <w:lvlText w:val=""/>
+      <w:lvlJc w:val="left"/>
+      <w:pPr>
+        <w:ind w:left="2880" w:hanging="360"/>
+      </w:pPr>
+      <w:rPr>
+        <w:rFonts w:ascii="Symbol" w:hAnsi="Symbol" w:hint="default"/>
+      </w:rPr>
+    </w:lvl>
+    <w:lvl w:ilvl="4" w:tplc="40090003" w:tentative="1">
+      <w:start w:val="1"/>
+      <w:numFmt w:val="bullet"/>
+      <w:lvlText w:val="o"/>
+      <w:lvlJc w:val="left"/>
+      <w:pPr>
+        <w:ind w:left="3600" w:hanging="360"/>
+      </w:pPr>
+      <w:rPr>
+        <w:rFonts w:ascii="Courier New" w:hAnsi="Courier New" w:cs="Courier New" w:hint="default"/>
+      </w:rPr>
+    </w:lvl>
+    <w:lvl w:ilvl="5" w:tplc="40090005" w:tentative="1">
+      <w:start w:val="1"/>
+      <w:numFmt w:val="bullet"/>
+      <w:lvlText w:val=""/>
+      <w:lvlJc w:val="left"/>
+      <w:pPr>
+        <w:ind w:left="4320" w:hanging="360"/>
+      </w:pPr>
+      <w:rPr>
+        <w:rFonts w:ascii="Wingdings" w:hAnsi="Wingdings" w:hint="default"/>
+      </w:rPr>
+    </w:lvl>
+    <w:lvl w:ilvl="6" w:tplc="40090001" w:tentative="1">
+      <w:start w:val="1"/>
+      <w:numFmt w:val="bullet"/>
+      <w:lvlText w:val=""/>
+      <w:lvlJc w:val="left"/>
+      <w:pPr>
+        <w:ind w:left="5040" w:hanging="360"/>
+      </w:pPr>
+      <w:rPr>
+        <w:rFonts w:ascii="Symbol" w:hAnsi="Symbol" w:hint="default"/>
+      </w:rPr>
+    </w:lvl>
+    <w:lvl w:ilvl="7" w:tplc="40090003" w:tentative="1">
+      <w:start w:val="1"/>
+      <w:numFmt w:val="bullet"/>
+      <w:lvlText w:val="o"/>
+      <w:lvlJc w:val="left"/>
+      <w:pPr>
+        <w:ind w:left="5760" w:hanging="360"/>
+      </w:pPr>
+      <w:rPr>
+        <w:rFonts w:ascii="Courier New" w:hAnsi="Courier New" w:cs="Courier New" w:hint="default"/>
+      </w:rPr>
+    </w:lvl>
+    <w:lvl w:ilvl="8" w:tplc="40090005" w:tentative="1">
+      <w:start w:val="1"/>
+      <w:numFmt w:val="bullet"/>
+      <w:lvlText w:val=""/>
+      <w:lvlJc w:val="left"/>
+      <w:pPr>
+        <w:ind w:left="6480" w:hanging="360"/>
+      </w:pPr>
+      <w:rPr>
+        <w:rFonts w:ascii="Wingdings" w:hAnsi="Wingdings" w:hint="default"/>
+      </w:rPr>
+    </w:lvl>
+  </w:abstractNum>
+  <w:abstractNum w:abstractNumId="1" w15:restartNumberingAfterBreak="0">
     <w:nsid w:val="11B34139"/>
     <w:multiLevelType w:val="multilevel"/>
     <w:tmpl w:val="E69EC4AC"/>
@@ -1796,7 +1801,7 @@
       </w:rPr>
     </w:lvl>
   </w:abstractNum>
-  <w:abstractNum w:abstractNumId="1">
+  <w:abstractNum w:abstractNumId="2" w15:restartNumberingAfterBreak="0">
     <w:nsid w:val="20E81CCC"/>
     <w:multiLevelType w:val="multilevel"/>
     <w:tmpl w:val="0DA82F5A"/>
@@ -1816,7 +1821,7 @@
         <w:sz w:val="20"/>
       </w:rPr>
     </w:lvl>
-    <w:lvl w:ilvl="1" w:tentative="1">
+    <w:lvl w:ilvl="1">
       <w:start w:val="1"/>
       <w:numFmt w:val="bullet"/>
       <w:lvlText w:val="o"/>
@@ -1945,7 +1950,7 @@
       </w:rPr>
     </w:lvl>
   </w:abstractNum>
-  <w:abstractNum w:abstractNumId="2">
+  <w:abstractNum w:abstractNumId="3" w15:restartNumberingAfterBreak="0">
     <w:nsid w:val="23AE03FB"/>
     <w:multiLevelType w:val="hybridMultilevel"/>
     <w:tmpl w:val="A85A1DA2"/>
@@ -2058,7 +2063,7 @@
       </w:rPr>
     </w:lvl>
   </w:abstractNum>
-  <w:abstractNum w:abstractNumId="3">
+  <w:abstractNum w:abstractNumId="4" w15:restartNumberingAfterBreak="0">
     <w:nsid w:val="3727210A"/>
     <w:multiLevelType w:val="multilevel"/>
     <w:tmpl w:val="755CE11A"/>
@@ -2207,7 +2212,7 @@
       </w:rPr>
     </w:lvl>
   </w:abstractNum>
-  <w:abstractNum w:abstractNumId="4">
+  <w:abstractNum w:abstractNumId="5" w15:restartNumberingAfterBreak="0">
     <w:nsid w:val="45E81BBB"/>
     <w:multiLevelType w:val="multilevel"/>
     <w:tmpl w:val="3D344380"/>
@@ -2356,7 +2361,7 @@
       </w:rPr>
     </w:lvl>
   </w:abstractNum>
-  <w:abstractNum w:abstractNumId="5">
+  <w:abstractNum w:abstractNumId="6" w15:restartNumberingAfterBreak="0">
     <w:nsid w:val="7F292F0A"/>
     <w:multiLevelType w:val="multilevel"/>
     <w:tmpl w:val="AECEB24C"/>
@@ -2505,29 +2510,32 @@
       </w:rPr>
     </w:lvl>
   </w:abstractNum>
-  <w:num w:numId="1">
+  <w:num w:numId="1" w16cid:durableId="61757181">
+    <w:abstractNumId w:val="4"/>
+  </w:num>
+  <w:num w:numId="2" w16cid:durableId="204408293">
+    <w:abstractNumId w:val="5"/>
+  </w:num>
+  <w:num w:numId="3" w16cid:durableId="135414300">
     <w:abstractNumId w:val="3"/>
   </w:num>
-  <w:num w:numId="2">
-    <w:abstractNumId w:val="4"/>
-  </w:num>
-  <w:num w:numId="3">
+  <w:num w:numId="4" w16cid:durableId="1264919859">
     <w:abstractNumId w:val="2"/>
   </w:num>
-  <w:num w:numId="4">
+  <w:num w:numId="5" w16cid:durableId="531236312">
     <w:abstractNumId w:val="1"/>
   </w:num>
-  <w:num w:numId="5">
+  <w:num w:numId="6" w16cid:durableId="164782389">
+    <w:abstractNumId w:val="6"/>
+  </w:num>
+  <w:num w:numId="7" w16cid:durableId="982000772">
     <w:abstractNumId w:val="0"/>
-  </w:num>
-  <w:num w:numId="6">
-    <w:abstractNumId w:val="5"/>
   </w:num>
 </w:numbering>
 </file>
 
 <file path=word/styles.xml><?xml version="1.0" encoding="utf-8"?>
-<w:styles xmlns:mc="http://schemas.openxmlformats.org/markup-compatibility/2006" xmlns:r="http://schemas.openxmlformats.org/officeDocument/2006/relationships" xmlns:w="http://schemas.openxmlformats.org/wordprocessingml/2006/main" xmlns:w14="http://schemas.microsoft.com/office/word/2010/wordml" xmlns:w15="http://schemas.microsoft.com/office/word/2012/wordml" mc:Ignorable="w14 w15">
+<w:styles xmlns:mc="http://schemas.openxmlformats.org/markup-compatibility/2006" xmlns:r="http://schemas.openxmlformats.org/officeDocument/2006/relationships" xmlns:w="http://schemas.openxmlformats.org/wordprocessingml/2006/main" xmlns:w14="http://schemas.microsoft.com/office/word/2010/wordml" xmlns:w15="http://schemas.microsoft.com/office/word/2012/wordml" xmlns:w16cex="http://schemas.microsoft.com/office/word/2018/wordml/cex" xmlns:w16cid="http://schemas.microsoft.com/office/word/2016/wordml/cid" xmlns:w16="http://schemas.microsoft.com/office/word/2018/wordml" xmlns:w16du="http://schemas.microsoft.com/office/word/2023/wordml/word16du" xmlns:w16sdtdh="http://schemas.microsoft.com/office/word/2020/wordml/sdtdatahash" xmlns:w16sdtfl="http://schemas.microsoft.com/office/word/2024/wordml/sdtformatlock" xmlns:w16se="http://schemas.microsoft.com/office/word/2015/wordml/symex" mc:Ignorable="w14 w15 w16se w16cid w16 w16cex w16sdtdh w16sdtfl w16du">
   <w:docDefaults>
     <w:rPrDefault>
       <w:rPr>
@@ -2543,7 +2551,7 @@
       </w:pPr>
     </w:pPrDefault>
   </w:docDefaults>
-  <w:latentStyles w:defLockedState="0" w:defUIPriority="99" w:defSemiHidden="0" w:defUnhideWhenUsed="0" w:defQFormat="0" w:count="371">
+  <w:latentStyles w:defLockedState="0" w:defUIPriority="99" w:defSemiHidden="0" w:defUnhideWhenUsed="0" w:defQFormat="0" w:count="376">
     <w:lsdException w:name="Normal" w:uiPriority="0" w:qFormat="1"/>
     <w:lsdException w:name="heading 1" w:uiPriority="9" w:qFormat="1"/>
     <w:lsdException w:name="heading 2" w:semiHidden="1" w:uiPriority="9" w:unhideWhenUsed="1" w:qFormat="1"/>
@@ -2915,6 +2923,11 @@
     <w:lsdException w:name="List Table 5 Dark Accent 6" w:uiPriority="50"/>
     <w:lsdException w:name="List Table 6 Colorful Accent 6" w:uiPriority="51"/>
     <w:lsdException w:name="List Table 7 Colorful Accent 6" w:uiPriority="52"/>
+    <w:lsdException w:name="Mention" w:semiHidden="1" w:unhideWhenUsed="1"/>
+    <w:lsdException w:name="Smart Hyperlink" w:semiHidden="1" w:unhideWhenUsed="1"/>
+    <w:lsdException w:name="Hashtag" w:semiHidden="1" w:unhideWhenUsed="1"/>
+    <w:lsdException w:name="Unresolved Mention" w:semiHidden="1" w:unhideWhenUsed="1"/>
+    <w:lsdException w:name="Smart Link" w:semiHidden="1" w:unhideWhenUsed="1"/>
   </w:latentStyles>
   <w:style w:type="paragraph" w:default="1" w:styleId="Normal">
     <w:name w:val="Normal"/>
@@ -2985,7 +2998,6 @@
     <w:name w:val="Normal (Web)"/>
     <w:basedOn w:val="Normal"/>
     <w:uiPriority w:val="99"/>
-    <w:semiHidden/>
     <w:unhideWhenUsed/>
     <w:rsid w:val="00E312CB"/>
     <w:pPr>
